--- a/4_Diari/18.03.2026.docx
+++ b/4_Diari/18.03.2026.docx
@@ -122,7 +122,7 @@
               <w:rPr>
                 <w:rFonts w:ascii="Arial" w:hAnsi="Arial" w:cs="Arial"/>
               </w:rPr>
-              <w:t>7</w:t>
+              <w:t>8</w:t>
             </w:r>
             <w:r>
               <w:rPr>
@@ -354,7 +354,7 @@
               <w:rPr>
                 <w:rFonts w:ascii="Arial" w:hAnsi="Arial" w:cs="Arial"/>
               </w:rPr>
-              <w:t>Ho implementato la maggior parte delle funzioni dell’amministratore. Come la visualizzazione di utenti e classi, approvazioni assenze, storico avanzato di operazioni, gestione utenti, e così via.</w:t>
+              <w:t>Ho continuato con l’implementazione di ciò che non avevo finito il giorno prima ed ho documentato.</w:t>
             </w:r>
           </w:p>
         </w:tc>
@@ -999,7 +999,7 @@
         <w:rPr>
           <w:rFonts w:ascii="Arial" w:hAnsi="Arial" w:cs="Arial"/>
         </w:rPr>
-        <w:t>Gli ho chiesto quali funzionalità deve avere l’admin.</w:t>
+        <w:t>Gli ho chiesto suggerimenti per la documentazione.</w:t>
       </w:r>
     </w:p>
     <w:p>
@@ -1049,26 +1049,6 @@
       </w:pPr>
     </w:p>
     <w:bookmarkEnd w:id="5"/>
-    <w:p>
-      <w:pPr>
-        <w:pStyle w:val="NormaleWeb"/>
-        <w:rPr>
-          <w:rFonts w:ascii="Arial" w:eastAsiaTheme="minorHAnsi" w:hAnsi="Arial" w:cs="Arial"/>
-          <w:sz w:val="22"/>
-          <w:szCs w:val="22"/>
-          <w:lang w:eastAsia="en-US"/>
-        </w:rPr>
-      </w:pPr>
-      <w:r>
-        <w:rPr>
-          <w:rFonts w:ascii="Arial" w:eastAsiaTheme="minorHAnsi" w:hAnsi="Arial" w:cs="Arial"/>
-          <w:sz w:val="22"/>
-          <w:szCs w:val="22"/>
-          <w:lang w:eastAsia="en-US"/>
-        </w:rPr>
-        <w:t>La lista di funzionalità.</w:t>
-      </w:r>
-    </w:p>
     <w:p>
       <w:pPr>
         <w:pStyle w:val="Nessunaspaziatura"/>
@@ -1107,7 +1087,7 @@
           </w:rPr>
           <w:id w:val="-1896963747"/>
           <w14:checkbox>
-            <w14:checked w14:val="1"/>
+            <w14:checked w14:val="0"/>
             <w14:checkedState w14:val="2612" w14:font="MS Gothic"/>
             <w14:uncheckedState w14:val="2610" w14:font="MS Gothic"/>
           </w14:checkbox>
@@ -1117,7 +1097,7 @@
             <w:rPr>
               <w:rFonts w:ascii="MS Gothic" w:eastAsia="MS Gothic" w:hAnsi="MS Gothic" w:cs="Segoe UI Symbol" w:hint="eastAsia"/>
             </w:rPr>
-            <w:t>☒</w:t>
+            <w:t>☐</w:t>
           </w:r>
         </w:sdtContent>
       </w:sdt>
@@ -1173,7 +1153,7 @@
           </w:rPr>
           <w:id w:val="360722047"/>
           <w14:checkbox>
-            <w14:checked w14:val="0"/>
+            <w14:checked w14:val="1"/>
             <w14:checkedState w14:val="2612" w14:font="MS Gothic"/>
             <w14:uncheckedState w14:val="2610" w14:font="MS Gothic"/>
           </w14:checkbox>
@@ -1183,7 +1163,7 @@
             <w:rPr>
               <w:rFonts w:ascii="MS Gothic" w:eastAsia="MS Gothic" w:hAnsi="MS Gothic" w:cs="Segoe UI Symbol" w:hint="eastAsia"/>
             </w:rPr>
-            <w:t>☐</w:t>
+            <w:t>☒</w:t>
           </w:r>
         </w:sdtContent>
       </w:sdt>
@@ -5418,10 +5398,12 @@
     <w:rsid w:val="002F62F7"/>
     <w:rsid w:val="003B3A61"/>
     <w:rsid w:val="004C3542"/>
+    <w:rsid w:val="0052072D"/>
     <w:rsid w:val="005365D2"/>
     <w:rsid w:val="00562712"/>
     <w:rsid w:val="00590C70"/>
     <w:rsid w:val="005B4761"/>
+    <w:rsid w:val="006119C4"/>
     <w:rsid w:val="0063588A"/>
     <w:rsid w:val="006519E4"/>
     <w:rsid w:val="0065417E"/>
